--- a/public/gallery/examples/account-executive/zh-hant-tw/resume.docx
+++ b/public/gallery/examples/account-executive/zh-hant-tw/resume.docx
@@ -66,7 +66,7 @@
         </w:rPr>
         <w:t xml:space="preserve">📧 </w:t>
       </w:r>
-      <w:hyperlink w:history="1" r:id="rIdyhgje6aoqkqt5mpsrg23q">
+      <w:hyperlink w:history="1" r:id="rIdmua3f-pqcedv2hutklkg1">
         <w:r>
           <w:rPr>
             <w:sz w:val="18"/>
@@ -89,7 +89,7 @@
         </w:rPr>
         <w:t xml:space="preserve">🔗 </w:t>
       </w:r>
-      <w:hyperlink w:history="1" r:id="rIda7mouy4p5ocfepf-s_ltl">
+      <w:hyperlink w:history="1" r:id="rIdy2tyyrx11vgsxu7elmhzp">
         <w:r>
           <w:rPr>
             <w:sz w:val="18"/>
@@ -124,7 +124,7 @@
         <w:spacing w:after="200" w:line="276"/>
         <w:jc w:val="center"/>
       </w:pPr>
-      <w:hyperlink w:history="1" r:id="rIdtqufks-afb-dlrw7gb-jh">
+      <w:hyperlink w:history="1" r:id="rIdajwye5y4dskq-ojo6_thy">
         <w:r>
           <w:rPr>
             <w:sz w:val="18"/>
@@ -140,7 +140,7 @@
         </w:rPr>
         <w:t xml:space="preserve"> • </w:t>
       </w:r>
-      <w:hyperlink w:history="1" r:id="rIdpqugwpj7ursuuwbhyfwxw">
+      <w:hyperlink w:history="1" r:id="rIdav2z1orsmc8ni5gbcwpbj">
         <w:r>
           <w:rPr>
             <w:sz w:val="18"/>
@@ -299,7 +299,7 @@
         </w:rPr>
         <w:t xml:space="preserve">	</w:t>
       </w:r>
-      <w:hyperlink w:history="1" r:id="rIdf-7q-mxlc_1qykzftn1ek">
+      <w:hyperlink w:history="1" r:id="rIdl-tet53omglb89cwrv4ur">
         <w:r>
           <w:rPr>
             <w:sz w:val="18"/>
@@ -462,7 +462,7 @@
         </w:rPr>
         <w:t xml:space="preserve">	</w:t>
       </w:r>
-      <w:hyperlink w:history="1" r:id="rIdgx07syqbbxuyjgadsrsvl">
+      <w:hyperlink w:history="1" r:id="rIdu--kayswhoxy57t09h90l">
         <w:r>
           <w:rPr>
             <w:sz w:val="18"/>
@@ -625,7 +625,7 @@
         </w:rPr>
         <w:t xml:space="preserve">	</w:t>
       </w:r>
-      <w:hyperlink w:history="1" r:id="rIdw9nnwvwiztdrvys4kzkh1">
+      <w:hyperlink w:history="1" r:id="rId3pnjn_bhtntlylstgq-ir">
         <w:r>
           <w:rPr>
             <w:sz w:val="18"/>
@@ -1133,7 +1133,7 @@
         </w:rPr>
         <w:t xml:space="preserve">	</w:t>
       </w:r>
-      <w:hyperlink w:history="1" r:id="rIdtvsspfonz_5n5k6mq8pb1">
+      <w:hyperlink w:history="1" r:id="rIdh7kyrhsx3qugenf6gbk2s">
         <w:r>
           <w:rPr>
             <w:sz w:val="18"/>
@@ -1199,7 +1199,7 @@
         </w:rPr>
         <w:t xml:space="preserve">	</w:t>
       </w:r>
-      <w:hyperlink w:history="1" r:id="rIdv4lrc84oneqkv-dkz4k9a">
+      <w:hyperlink w:history="1" r:id="rIdcijcd4wg_nvvzrg9h-ikv">
         <w:r>
           <w:rPr>
             <w:sz w:val="18"/>
@@ -1284,7 +1284,7 @@
         </w:rPr>
         <w:t xml:space="preserve">	</w:t>
       </w:r>
-      <w:hyperlink w:history="1" r:id="rId2peremh93-08qoeagknks">
+      <w:hyperlink w:history="1" r:id="rIdcllschvhgns31l5cei4yf">
         <w:r>
           <w:rPr>
             <w:sz w:val="18"/>
@@ -1407,7 +1407,7 @@
         </w:rPr>
         <w:t xml:space="preserve">	</w:t>
       </w:r>
-      <w:hyperlink w:history="1" r:id="rIdckff7tmprycclgqoqhomk">
+      <w:hyperlink w:history="1" r:id="rIdorwk5y6kcu3fs25ia9dj4">
         <w:r>
           <w:rPr>
             <w:sz w:val="18"/>
@@ -1631,7 +1631,7 @@
         </w:rPr>
         <w:t xml:space="preserve">	</w:t>
       </w:r>
-      <w:hyperlink w:history="1" r:id="rIdegu3ogja83ax4clusowla">
+      <w:hyperlink w:history="1" r:id="rId1fyzlzbabulfl-mz_h27f">
         <w:r>
           <w:rPr>
             <w:sz w:val="18"/>
